--- a/docs/licenzionnyy-dogovor-dlya-pechati-original.docx
+++ b/docs/licenzionnyy-dogovor-dlya-pechati-original.docx
@@ -810,7 +810,7 @@
                 <w:sz w:val="18"/>
                 <w:szCs w:val="18"/>
               </w:rPr>
-              <w:t xml:space="preserve">Безвозмездное авторское техническое сопровождение и модернизация платформы на 12 месяцев (волонтерский вклад автора)</w:t>
+              <w:t xml:space="preserve">Предрелизное тестирование, интеграционное тестирование модулей с Telegram API, нагрузочное стресс-тестирование калькуляторов и серверный деплой (DevOps)</w:t>
             </w:r>
           </w:p>
         </w:tc>
